--- a/public/templates/examples/A-077-SecurityRequirementsInVendorContractsSLAs-EXAMPLE-M.docx
+++ b/public/templates/examples/A-077-SecurityRequirementsInVendorContractsSLAs-EXAMPLE-M.docx
@@ -34,6 +34,9 @@
         <w:gridCol w:w="9360"/>
       </w:tblGrid>
       <w:tr>
+        <w:trPr>
+          <w:cantSplit/>
+        </w:trPr>
         <w:tc>
           <w:tcPr>
             <w:tcW w:type="dxa" w:w="9360"/>
@@ -307,7 +310,12 @@
     </w:p>
     <w:p>
       <w:pPr>
-        <w:spacing w:after="120" w:before="0"/>
+        <w:pStyle w:val="ListParagraph"/>
+        <w:numPr>
+          <w:ilvl w:val="0"/>
+          <w:numId w:val="300"/>
+        </w:numPr>
+        <w:spacing w:after="60"/>
       </w:pPr>
       <w:r>
         <w:rPr>
@@ -315,12 +323,17 @@
           <w:sz w:val="24"/>
           <w:szCs w:val="24"/>
         </w:rPr>
-        <w:t xml:space="preserve">1. Data protection: the contract shall require the provider to protect Agency data at rest and in transit to the Agency’s Encryption Standards, and to use Agency data only to deliver the contracted service.</w:t>
-      </w:r>
-    </w:p>
-    <w:p>
-      <w:pPr>
-        <w:spacing w:after="120" w:before="0"/>
+        <w:t xml:space="preserve">Data protection: the contract shall require the provider to protect Agency data at rest and in transit to the Agency’s Encryption Standards, and to use Agency data only to deliver the contracted service.</w:t>
+      </w:r>
+    </w:p>
+    <w:p>
+      <w:pPr>
+        <w:pStyle w:val="ListParagraph"/>
+        <w:numPr>
+          <w:ilvl w:val="0"/>
+          <w:numId w:val="300"/>
+        </w:numPr>
+        <w:spacing w:after="60"/>
       </w:pPr>
       <w:r>
         <w:rPr>
@@ -328,12 +341,17 @@
           <w:sz w:val="24"/>
           <w:szCs w:val="24"/>
         </w:rPr>
-        <w:t xml:space="preserve">2. Inventory and configuration accuracy: the provider shall maintain an accurate inventory of the systems and data in scope and notify the Agency of material changes to them.</w:t>
-      </w:r>
-    </w:p>
-    <w:p>
-      <w:pPr>
-        <w:spacing w:after="120" w:before="0"/>
+        <w:t xml:space="preserve">Inventory and configuration accuracy: the provider shall maintain an accurate inventory of the systems and data in scope and notify the Agency of material changes to them.</w:t>
+      </w:r>
+    </w:p>
+    <w:p>
+      <w:pPr>
+        <w:pStyle w:val="ListParagraph"/>
+        <w:numPr>
+          <w:ilvl w:val="0"/>
+          <w:numId w:val="300"/>
+        </w:numPr>
+        <w:spacing w:after="60"/>
       </w:pPr>
       <w:r>
         <w:rPr>
@@ -341,12 +359,17 @@
           <w:sz w:val="24"/>
           <w:szCs w:val="24"/>
         </w:rPr>
-        <w:t xml:space="preserve">3. Change notification: the provider shall notify the Agency in advance of changes affecting security, data handling, or availability, within 10 business days.</w:t>
-      </w:r>
-    </w:p>
-    <w:p>
-      <w:pPr>
-        <w:spacing w:after="120" w:before="0"/>
+        <w:t xml:space="preserve">Change notification: the provider shall notify the Agency in advance of changes affecting security, data handling, or availability, within 10 business days.</w:t>
+      </w:r>
+    </w:p>
+    <w:p>
+      <w:pPr>
+        <w:pStyle w:val="ListParagraph"/>
+        <w:numPr>
+          <w:ilvl w:val="0"/>
+          <w:numId w:val="300"/>
+        </w:numPr>
+        <w:spacing w:after="60"/>
       </w:pPr>
       <w:r>
         <w:rPr>
@@ -354,12 +377,17 @@
           <w:sz w:val="24"/>
           <w:szCs w:val="24"/>
         </w:rPr>
-        <w:t xml:space="preserve">4. Breach and incident reporting: the provider shall report suspected or confirmed security incidents affecting Agency data without undue delay and no later than 5 business days after discovery.</w:t>
-      </w:r>
-    </w:p>
-    <w:p>
-      <w:pPr>
-        <w:spacing w:after="120" w:before="0"/>
+        <w:t xml:space="preserve">Breach and incident reporting: the provider shall report suspected or confirmed security incidents affecting Agency data without undue delay and no later than 5 business days after discovery.</w:t>
+      </w:r>
+    </w:p>
+    <w:p>
+      <w:pPr>
+        <w:pStyle w:val="ListParagraph"/>
+        <w:numPr>
+          <w:ilvl w:val="0"/>
+          <w:numId w:val="300"/>
+        </w:numPr>
+        <w:spacing w:after="60"/>
       </w:pPr>
       <w:r>
         <w:rPr>
@@ -367,12 +395,17 @@
           <w:sz w:val="24"/>
           <w:szCs w:val="24"/>
         </w:rPr>
-        <w:t xml:space="preserve">5. Audit and assurance: the contract shall grant the Agency the right to verify the provider’s security through evidence such as SOC 2 reports, questionnaires, or audit, at least annually.</w:t>
-      </w:r>
-    </w:p>
-    <w:p>
-      <w:pPr>
-        <w:spacing w:after="120" w:before="0"/>
+        <w:t xml:space="preserve">Audit and assurance: the contract shall grant the Agency the right to verify the provider’s security through evidence such as SOC 2 reports, questionnaires, or audit, at least annually.</w:t>
+      </w:r>
+    </w:p>
+    <w:p>
+      <w:pPr>
+        <w:pStyle w:val="ListParagraph"/>
+        <w:numPr>
+          <w:ilvl w:val="0"/>
+          <w:numId w:val="300"/>
+        </w:numPr>
+        <w:spacing w:after="60"/>
       </w:pPr>
       <w:r>
         <w:rPr>
@@ -380,12 +413,17 @@
           <w:sz w:val="24"/>
           <w:szCs w:val="24"/>
         </w:rPr>
-        <w:t xml:space="preserve">6. Service levels: the contract shall state measurable service levels (availability, response, and restoration targets) and the remedies for missing them.</w:t>
-      </w:r>
-    </w:p>
-    <w:p>
-      <w:pPr>
-        <w:spacing w:after="120" w:before="0"/>
+        <w:t xml:space="preserve">Service levels: the contract shall state measurable service levels (availability, response, and restoration targets) and the remedies for missing them.</w:t>
+      </w:r>
+    </w:p>
+    <w:p>
+      <w:pPr>
+        <w:pStyle w:val="ListParagraph"/>
+        <w:numPr>
+          <w:ilvl w:val="0"/>
+          <w:numId w:val="300"/>
+        </w:numPr>
+        <w:spacing w:after="60"/>
       </w:pPr>
       <w:r>
         <w:rPr>
@@ -393,12 +431,17 @@
           <w:sz w:val="24"/>
           <w:szCs w:val="24"/>
         </w:rPr>
-        <w:t xml:space="preserve">7. Subcontractors and supply chain: the provider shall disclose subcontractors with access to Agency data and hold them to equivalent requirements.</w:t>
-      </w:r>
-    </w:p>
-    <w:p>
-      <w:pPr>
-        <w:spacing w:after="120" w:before="0"/>
+        <w:t xml:space="preserve">Subcontractors and supply chain: the provider shall disclose subcontractors with access to Agency data and hold them to equivalent requirements.</w:t>
+      </w:r>
+    </w:p>
+    <w:p>
+      <w:pPr>
+        <w:pStyle w:val="ListParagraph"/>
+        <w:numPr>
+          <w:ilvl w:val="0"/>
+          <w:numId w:val="300"/>
+        </w:numPr>
+        <w:spacing w:after="60"/>
       </w:pPr>
       <w:r>
         <w:rPr>
@@ -406,12 +449,17 @@
           <w:sz w:val="24"/>
           <w:szCs w:val="24"/>
         </w:rPr>
-        <w:t xml:space="preserve">8. Return and destruction: on termination the provider shall return or destroy Agency data on a defined timeline and certify destruction, per the Document Handling Standard.</w:t>
-      </w:r>
-    </w:p>
-    <w:p>
-      <w:pPr>
-        <w:spacing w:after="120" w:before="0"/>
+        <w:t xml:space="preserve">Return and destruction: on termination the provider shall return or destroy Agency data on a defined timeline and certify destruction, per the Document Handling Standard.</w:t>
+      </w:r>
+    </w:p>
+    <w:p>
+      <w:pPr>
+        <w:pStyle w:val="ListParagraph"/>
+        <w:numPr>
+          <w:ilvl w:val="0"/>
+          <w:numId w:val="300"/>
+        </w:numPr>
+        <w:spacing w:after="60"/>
       </w:pPr>
       <w:r>
         <w:rPr>
@@ -419,7 +467,7 @@
           <w:sz w:val="24"/>
           <w:szCs w:val="24"/>
         </w:rPr>
-        <w:t xml:space="preserve">9. CJIS handling: where the service stores, processes, or transmits CJIS-regulated data (reached in Indiana through IDACS), the contract shall bind the provider to the CJIS Security Policy and incorporate the CJIS Data Handling Addendum.</w:t>
+        <w:t xml:space="preserve">CJIS handling: where the service stores, processes, or transmits CJIS-regulated data (reached in Indiana through IDACS), the contract shall bind the provider to the CJIS Security Policy and incorporate the CJIS Data Handling Addendum.</w:t>
       </w:r>
     </w:p>
     <w:p>
@@ -457,6 +505,7 @@
       </w:tblGrid>
       <w:tr>
         <w:trPr>
+          <w:cantSplit/>
           <w:tblHeader/>
         </w:trPr>
         <w:tc>
@@ -523,6 +572,9 @@
         </w:tc>
       </w:tr>
       <w:tr>
+        <w:trPr>
+          <w:cantSplit/>
+        </w:trPr>
         <w:tc>
           <w:tcPr>
             <w:tcW w:type="dxa" w:w="4680"/>
@@ -587,6 +639,9 @@
         </w:tc>
       </w:tr>
       <w:tr>
+        <w:trPr>
+          <w:cantSplit/>
+        </w:trPr>
         <w:tc>
           <w:tcPr>
             <w:tcW w:type="dxa" w:w="4680"/>
@@ -746,6 +801,7 @@
       </w:tblGrid>
       <w:tr>
         <w:trPr>
+          <w:cantSplit/>
           <w:tblHeader/>
         </w:trPr>
         <w:tc>
@@ -812,6 +868,9 @@
         </w:tc>
       </w:tr>
       <w:tr>
+        <w:trPr>
+          <w:cantSplit/>
+        </w:trPr>
         <w:tc>
           <w:tcPr>
             <w:tcW w:type="dxa" w:w="3200"/>
@@ -897,6 +956,9 @@
         <w:gridCol w:w="9360"/>
       </w:tblGrid>
       <w:tr>
+        <w:trPr>
+          <w:cantSplit/>
+        </w:trPr>
         <w:tc>
           <w:tcPr>
             <w:tcW w:type="dxa" w:w="9360"/>
@@ -939,9 +1001,9 @@
             <w:r>
               <w:rPr>
                 <w:rFonts w:ascii="Aptos" w:cs="Aptos" w:eastAsia="Aptos" w:hAnsi="Aptos"/>
-                <w:b/>
+                <w:b w:val="0"/>
                 <w:bCs/>
-                <w:i/>
+                <w:i w:val="0"/>
                 <w:iCs/>
                 <w:sz w:val="24"/>
                 <w:szCs w:val="24"/>
@@ -956,9 +1018,9 @@
             <w:r>
               <w:rPr>
                 <w:rFonts w:ascii="Aptos" w:cs="Aptos" w:eastAsia="Aptos" w:hAnsi="Aptos"/>
-                <w:b/>
+                <w:b w:val="0"/>
                 <w:bCs/>
-                <w:i/>
+                <w:i w:val="0"/>
                 <w:iCs/>
                 <w:sz w:val="24"/>
                 <w:szCs w:val="24"/>
@@ -973,9 +1035,9 @@
             <w:r>
               <w:rPr>
                 <w:rFonts w:ascii="Aptos" w:cs="Aptos" w:eastAsia="Aptos" w:hAnsi="Aptos"/>
-                <w:b/>
+                <w:b w:val="0"/>
                 <w:bCs/>
-                <w:i/>
+                <w:i w:val="0"/>
                 <w:iCs/>
                 <w:sz w:val="24"/>
                 <w:szCs w:val="24"/>
@@ -990,9 +1052,9 @@
             <w:r>
               <w:rPr>
                 <w:rFonts w:ascii="Aptos" w:cs="Aptos" w:eastAsia="Aptos" w:hAnsi="Aptos"/>
-                <w:b/>
+                <w:b w:val="0"/>
                 <w:bCs/>
-                <w:i/>
+                <w:i w:val="0"/>
                 <w:iCs/>
                 <w:sz w:val="24"/>
                 <w:szCs w:val="24"/>
@@ -1040,6 +1102,7 @@
       </w:tblGrid>
       <w:tr>
         <w:trPr>
+          <w:cantSplit/>
           <w:tblHeader/>
         </w:trPr>
         <w:tc>
@@ -1168,6 +1231,9 @@
         </w:tc>
       </w:tr>
       <w:tr>
+        <w:trPr>
+          <w:cantSplit/>
+        </w:trPr>
         <w:tc>
           <w:tcPr>
             <w:tcW w:type="dxa" w:w="3000"/>
@@ -1270,6 +1336,9 @@
         </w:tc>
       </w:tr>
       <w:tr>
+        <w:trPr>
+          <w:cantSplit/>
+        </w:trPr>
         <w:tc>
           <w:tcPr>
             <w:tcW w:type="dxa" w:w="3000"/>
@@ -1409,6 +1478,7 @@
       </w:tblGrid>
       <w:tr>
         <w:trPr>
+          <w:cantSplit/>
           <w:tblHeader/>
         </w:trPr>
         <w:tc>
@@ -1537,6 +1607,9 @@
         </w:tc>
       </w:tr>
       <w:tr>
+        <w:trPr>
+          <w:cantSplit/>
+        </w:trPr>
         <w:tc>
           <w:tcPr>
             <w:tcW w:type="dxa" w:w="1300"/>
@@ -1671,8 +1744,6 @@
     <w:sectPr>
       <w:headerReference w:type="default" r:id="rId7"/>
       <w:footerReference w:type="default" r:id="rId8"/>
-      <w:headerReference w:type="first" r:id="rId10"/>
-      <w:headerReference w:type="even" r:id="rId11"/>
       <w:pgSz w:w="12240" w:h="15840" w:orient="portrait"/>
       <w:pgMar w:top="1440" w:right="1440" w:bottom="1440" w:left="1440" w:header="708" w:footer="708" w:gutter="0"/>
       <w:pgNumType/>
@@ -1680,10 +1751,6 @@
     </w:sectPr>
   </w:body>
 </w:document>
-</file>
-
-<file path=word/comments.xml><?xml version="1.0" encoding="utf-8"?>
-<w:comments xmlns:cx="http://schemas.microsoft.com/office/drawing/2014/chartex" xmlns:cx1="http://schemas.microsoft.com/office/drawing/2015/9/8/chartex" xmlns:cx2="http://schemas.microsoft.com/office/drawing/2015/10/21/chartex" xmlns:cx3="http://schemas.microsoft.com/office/drawing/2016/5/9/chartex" xmlns:cx4="http://schemas.microsoft.com/office/drawing/2016/5/10/chartex" xmlns:cx5="http://schemas.microsoft.com/office/drawing/2016/5/11/chartex" xmlns:cx6="http://schemas.microsoft.com/office/drawing/2016/5/12/chartex" xmlns:cx7="http://schemas.microsoft.com/office/drawing/2016/5/13/chartex" xmlns:cx8="http://schemas.microsoft.com/office/drawing/2016/5/14/chartex" xmlns:mc="http://schemas.openxmlformats.org/markup-compatibility/2006" xmlns:aink="http://schemas.microsoft.com/office/drawing/2016/ink" xmlns:am3d="http://schemas.microsoft.com/office/drawing/2017/model3d" xmlns:o="urn:schemas-microsoft-com:office:office" xmlns:r="http://schemas.openxmlformats.org/officeDocument/2006/relationships" xmlns:m="http://schemas.openxmlformats.org/officeDocument/2006/math" xmlns:v="urn:schemas-microsoft-com:vml" xmlns:wp14="http://schemas.microsoft.com/office/word/2010/wordprocessingDrawing" xmlns:wp="http://schemas.openxmlformats.org/drawingml/2006/wordprocessingDrawing" xmlns:w10="urn:schemas-microsoft-com:office:word" xmlns:w="http://schemas.openxmlformats.org/wordprocessingml/2006/main" xmlns:w14="http://schemas.microsoft.com/office/word/2010/wordml" xmlns:w15="http://schemas.microsoft.com/office/word/2012/wordml" xmlns:w16cex="http://schemas.microsoft.com/office/word/2018/wordml/cex" xmlns:w16cid="http://schemas.microsoft.com/office/word/2016/wordml/cid" xmlns:w16="http://schemas.microsoft.com/office/word/2018/wordml" xmlns:w16sdtdh="http://schemas.microsoft.com/office/word/2020/wordml/sdtdatahash" xmlns:w16se="http://schemas.microsoft.com/office/word/2015/wordml/symex" xmlns:wpg="http://schemas.microsoft.com/office/word/2010/wordprocessingGroup" xmlns:wpi="http://schemas.microsoft.com/office/word/2010/wordprocessingInk" xmlns:wne="http://schemas.microsoft.com/office/word/2006/wordml" xmlns:wps="http://schemas.microsoft.com/office/word/2010/wordprocessingShape"/>
 </file>
 
 <file path=word/endnotes.xml><?xml version="1.0" encoding="utf-8"?>
@@ -1816,15 +1883,12 @@
 <w:hdr xmlns:wpc="http://schemas.microsoft.com/office/word/2010/wordprocessingCanvas" xmlns:mc="http://schemas.openxmlformats.org/markup-compatibility/2006" xmlns:o="urn:schemas-microsoft-com:office:office" xmlns:r="http://schemas.openxmlformats.org/officeDocument/2006/relationships" xmlns:m="http://schemas.openxmlformats.org/officeDocument/2006/math" xmlns:v="urn:schemas-microsoft-com:vml" xmlns:wp14="http://schemas.microsoft.com/office/word/2010/wordprocessingDrawing" xmlns:wp="http://schemas.openxmlformats.org/drawingml/2006/wordprocessingDrawing" xmlns:w10="urn:schemas-microsoft-com:office:word" xmlns:w="http://schemas.openxmlformats.org/wordprocessingml/2006/main" xmlns:w14="http://schemas.microsoft.com/office/word/2010/wordml" xmlns:w15="http://schemas.microsoft.com/office/word/2012/wordml" xmlns:wpg="http://schemas.microsoft.com/office/word/2010/wordprocessingGroup" xmlns:wpi="http://schemas.microsoft.com/office/word/2010/wordprocessingInk" xmlns:wne="http://schemas.microsoft.com/office/word/2006/wordml" xmlns:wps="http://schemas.microsoft.com/office/word/2010/wordprocessingShape" xmlns:cx="http://schemas.microsoft.com/office/drawing/2014/chartex" xmlns:cx1="http://schemas.microsoft.com/office/drawing/2015/9/8/chartex" xmlns:cx2="http://schemas.microsoft.com/office/drawing/2015/10/21/chartex" xmlns:cx3="http://schemas.microsoft.com/office/drawing/2016/5/9/chartex" xmlns:cx4="http://schemas.microsoft.com/office/drawing/2016/5/10/chartex" xmlns:cx5="http://schemas.microsoft.com/office/drawing/2016/5/11/chartex" xmlns:cx6="http://schemas.microsoft.com/office/drawing/2016/5/12/chartex" xmlns:cx7="http://schemas.microsoft.com/office/drawing/2016/5/13/chartex" xmlns:cx8="http://schemas.microsoft.com/office/drawing/2016/5/14/chartex" xmlns:w16cid="http://schemas.microsoft.com/office/word/2016/wordml/cid" xmlns:w16se="http://schemas.microsoft.com/office/word/2015/wordml/symex">
   <w:p>
     <w:pPr>
-      <w:pBdr>
-        <w:bottom w:val="single" w:color="1B3A5C" w:sz="6" w:space="2"/>
-      </w:pBdr>
       <w:jc w:val="center"/>
     </w:pPr>
     <w:r>
       <w:drawing>
         <wp:inline xmlns:a="http://schemas.openxmlformats.org/drawingml/2006/main" xmlns:pic="http://schemas.openxmlformats.org/drawingml/2006/picture">
-          <wp:extent cx="822960" cy="822960"/>
+          <wp:extent cx="777240" cy="777240"/>
           <wp:docPr id="1" name="Picture 1"/>
           <wp:cNvGraphicFramePr>
             <a:graphicFrameLocks noChangeAspect="1"/>
@@ -1845,7 +1909,7 @@
                 <pic:spPr>
                   <a:xfrm>
                     <a:off x="0" y="0"/>
-                    <a:ext cx="822960" cy="822960"/>
+                    <a:ext cx="777240" cy="777240"/>
                   </a:xfrm>
                   <a:prstGeom prst="rect"/>
                 </pic:spPr>
@@ -1854,6 +1918,22 @@
           </a:graphic>
         </wp:inline>
       </w:drawing>
+    </w:r>
+  </w:p>
+  <w:p>
+    <w:pPr>
+      <w:pBdr>
+        <w:bottom w:val="single" w:color="1B3A5C" w:sz="6" w:space="2"/>
+      </w:pBdr>
+      <w:jc w:val="right"/>
+    </w:pPr>
+    <w:r>
+      <w:rPr>
+        <w:rFonts w:ascii="Aptos" w:cs="Aptos" w:eastAsia="Aptos" w:hAnsi="Aptos"/>
+        <w:color w:val="595959"/>
+        <w:sz w:val="16"/>
+        <w:szCs w:val="16"/>
+      </w:rPr>
     </w:r>
   </w:p>
   <w:p>
@@ -1902,26 +1982,6 @@
 </w:hdr>
 </file>
 
-<file path=word/header2.xml><?xml version="1.0" encoding="utf-8"?>
-<w:hdr xmlns:m="http://schemas.openxmlformats.org/officeDocument/2006/math" xmlns:mc="http://schemas.openxmlformats.org/markup-compatibility/2006" xmlns:mo="http://schemas.microsoft.com/office/mac/office/2008/main" xmlns:mv="urn:schemas-microsoft-com:mac:vml" xmlns:o="urn:schemas-microsoft-com:office:office" xmlns:r="http://schemas.openxmlformats.org/officeDocument/2006/relationships" xmlns:v="urn:schemas-microsoft-com:vml" xmlns:w10="urn:schemas-microsoft-com:office:word" xmlns:w14="http://schemas.microsoft.com/office/word/2010/wordml" xmlns:w="http://schemas.openxmlformats.org/wordprocessingml/2006/main" xmlns:wne="http://schemas.microsoft.com/office/word/2006/wordml" xmlns:wp14="http://schemas.microsoft.com/office/word/2010/wordprocessingDrawing" xmlns:wp="http://schemas.openxmlformats.org/drawingml/2006/wordprocessingDrawing" xmlns:wpc="http://schemas.microsoft.com/office/word/2010/wordprocessingCanvas" xmlns:wpg="http://schemas.microsoft.com/office/word/2010/wordprocessingGroup" xmlns:wpi="http://schemas.microsoft.com/office/word/2010/wordprocessingInk" xmlns:wps="http://schemas.microsoft.com/office/word/2010/wordprocessingShape" mc:Ignorable="w14 wp14">
-  <w:p>
-    <w:pPr>
-      <w:pStyle w:val="Header"/>
-    </w:pPr>
-  </w:p>
-</w:hdr>
-</file>
-
-<file path=word/header3.xml><?xml version="1.0" encoding="utf-8"?>
-<w:hdr xmlns:m="http://schemas.openxmlformats.org/officeDocument/2006/math" xmlns:mc="http://schemas.openxmlformats.org/markup-compatibility/2006" xmlns:mo="http://schemas.microsoft.com/office/mac/office/2008/main" xmlns:mv="urn:schemas-microsoft-com:mac:vml" xmlns:o="urn:schemas-microsoft-com:office:office" xmlns:r="http://schemas.openxmlformats.org/officeDocument/2006/relationships" xmlns:v="urn:schemas-microsoft-com:vml" xmlns:w10="urn:schemas-microsoft-com:office:word" xmlns:w14="http://schemas.microsoft.com/office/word/2010/wordml" xmlns:w="http://schemas.openxmlformats.org/wordprocessingml/2006/main" xmlns:wne="http://schemas.microsoft.com/office/word/2006/wordml" xmlns:wp14="http://schemas.microsoft.com/office/word/2010/wordprocessingDrawing" xmlns:wp="http://schemas.openxmlformats.org/drawingml/2006/wordprocessingDrawing" xmlns:wpc="http://schemas.microsoft.com/office/word/2010/wordprocessingCanvas" xmlns:wpg="http://schemas.microsoft.com/office/word/2010/wordprocessingGroup" xmlns:wpi="http://schemas.microsoft.com/office/word/2010/wordprocessingInk" xmlns:wps="http://schemas.microsoft.com/office/word/2010/wordprocessingShape" mc:Ignorable="w14 wp14">
-  <w:p>
-    <w:pPr>
-      <w:pStyle w:val="Header"/>
-    </w:pPr>
-  </w:p>
-</w:hdr>
-</file>
-
 <file path=word/numbering.xml><?xml version="1.0" encoding="utf-8"?>
 <w:numbering xmlns:wpc="http://schemas.microsoft.com/office/word/2010/wordprocessingCanvas" xmlns:mc="http://schemas.openxmlformats.org/markup-compatibility/2006" xmlns:o="urn:schemas-microsoft-com:office:office" xmlns:r="http://schemas.openxmlformats.org/officeDocument/2006/relationships" xmlns:m="http://schemas.openxmlformats.org/officeDocument/2006/math" xmlns:v="urn:schemas-microsoft-com:vml" xmlns:wp14="http://schemas.microsoft.com/office/word/2010/wordprocessingDrawing" xmlns:wp="http://schemas.openxmlformats.org/drawingml/2006/wordprocessingDrawing" xmlns:w10="urn:schemas-microsoft-com:office:word" xmlns:w="http://schemas.openxmlformats.org/wordprocessingml/2006/main" xmlns:w14="http://schemas.microsoft.com/office/word/2010/wordml" xmlns:w15="http://schemas.microsoft.com/office/word/2012/wordml" xmlns:wpg="http://schemas.microsoft.com/office/word/2010/wordprocessingGroup" xmlns:wpi="http://schemas.microsoft.com/office/word/2010/wordprocessingInk" xmlns:wne="http://schemas.microsoft.com/office/word/2006/wordml" xmlns:wps="http://schemas.microsoft.com/office/word/2010/wordprocessingShape" mc:Ignorable="w14 w15 wp14">
   <w:abstractNum w:abstractNumId="1" w15:restartNumberingAfterBreak="0">
@@ -2154,6 +2214,12 @@
   </w:num>
   <w:num w:numId="3">
     <w:abstractNumId w:val="6"/>
+    <w:lvlOverride w:ilvl="0">
+      <w:startOverride w:val="1"/>
+    </w:lvlOverride>
+  </w:num>
+  <w:num w:numId="300">
+    <w:abstractNumId w:val="8"/>
     <w:lvlOverride w:ilvl="0">
       <w:startOverride w:val="1"/>
     </w:lvlOverride>
@@ -2183,37 +2249,24 @@
       <w:szCs w:val="56"/>
     </w:rPr>
   </w:style>
-  <w:style w:type="paragraph" w:styleId="Heading1">
-    <w:name w:val="Heading 1"/>
-    <w:basedOn w:val="Normal"/>
-    <w:next w:val="Normal"/>
-    <w:qFormat/>
-    <w:rPr>
-      <w:color w:val="2E74B5"/>
-      <w:sz w:val="32"/>
-      <w:szCs w:val="32"/>
-    </w:rPr>
-  </w:style>
-  <w:style w:type="paragraph" w:styleId="Heading2">
-    <w:name w:val="Heading 2"/>
-    <w:basedOn w:val="Normal"/>
-    <w:next w:val="Normal"/>
-    <w:qFormat/>
-    <w:rPr>
-      <w:color w:val="2E74B5"/>
-      <w:sz w:val="26"/>
-      <w:szCs w:val="26"/>
-    </w:rPr>
-  </w:style>
   <w:style w:type="paragraph" w:styleId="Heading3">
     <w:name w:val="Heading 3"/>
     <w:basedOn w:val="Normal"/>
     <w:next w:val="Normal"/>
     <w:qFormat/>
+    <w:pPr>
+      <w:keepNext/>
+      <w:keepLines/>
+      <w:spacing w:after="100" w:before="220"/>
+      <w:outlineLvl w:val="2"/>
+    </w:pPr>
     <w:rPr>
-      <w:color w:val="1F4D78"/>
-      <w:sz w:val="24"/>
-      <w:szCs w:val="24"/>
+      <w:rFonts w:ascii="Aptos" w:cs="Aptos" w:eastAsia="Aptos" w:hAnsi="Aptos"/>
+      <w:b/>
+      <w:bCs/>
+      <w:color w:val="1B3A5C"/>
+      <w:sz w:val="26"/>
+      <w:szCs w:val="26"/>
     </w:rPr>
   </w:style>
   <w:style w:type="paragraph" w:styleId="Heading4">
@@ -2221,10 +2274,19 @@
     <w:basedOn w:val="Normal"/>
     <w:next w:val="Normal"/>
     <w:qFormat/>
+    <w:pPr>
+      <w:keepNext/>
+      <w:keepLines/>
+      <w:spacing w:after="100" w:before="220"/>
+      <w:outlineLvl w:val="3"/>
+    </w:pPr>
     <w:rPr>
-      <w:i/>
-      <w:iCs/>
-      <w:color w:val="2E74B5"/>
+      <w:rFonts w:ascii="Aptos" w:cs="Aptos" w:eastAsia="Aptos" w:hAnsi="Aptos"/>
+      <w:b/>
+      <w:bCs/>
+      <w:color w:val="1B3A5C"/>
+      <w:sz w:val="24"/>
+      <w:szCs w:val="24"/>
     </w:rPr>
   </w:style>
   <w:style w:type="paragraph" w:styleId="Heading5">
@@ -2232,8 +2294,19 @@
     <w:basedOn w:val="Normal"/>
     <w:next w:val="Normal"/>
     <w:qFormat/>
+    <w:pPr>
+      <w:keepNext/>
+      <w:keepLines/>
+      <w:spacing w:after="100" w:before="220"/>
+      <w:outlineLvl w:val="4"/>
+    </w:pPr>
     <w:rPr>
-      <w:color w:val="2E74B5"/>
+      <w:rFonts w:ascii="Aptos" w:cs="Aptos" w:eastAsia="Aptos" w:hAnsi="Aptos"/>
+      <w:b/>
+      <w:bCs/>
+      <w:color w:val="1B3A5C"/>
+      <w:sz w:val="24"/>
+      <w:szCs w:val="24"/>
     </w:rPr>
   </w:style>
   <w:style w:type="paragraph" w:styleId="Heading6">
@@ -2241,8 +2314,19 @@
     <w:basedOn w:val="Normal"/>
     <w:next w:val="Normal"/>
     <w:qFormat/>
+    <w:pPr>
+      <w:keepNext/>
+      <w:keepLines/>
+      <w:spacing w:after="100" w:before="220"/>
+      <w:outlineLvl w:val="5"/>
+    </w:pPr>
     <w:rPr>
-      <w:color w:val="1F4D78"/>
+      <w:rFonts w:ascii="Aptos" w:cs="Aptos" w:eastAsia="Aptos" w:hAnsi="Aptos"/>
+      <w:b/>
+      <w:bCs/>
+      <w:color w:val="1B3A5C"/>
+      <w:sz w:val="24"/>
+      <w:szCs w:val="24"/>
     </w:rPr>
   </w:style>
   <w:style w:type="paragraph" w:styleId="Strong">
@@ -2350,6 +2434,8 @@
     <w:next w:val="Normal"/>
     <w:qFormat/>
     <w:pPr>
+      <w:keepNext/>
+      <w:keepLines/>
       <w:spacing w:after="160" w:before="240"/>
       <w:outlineLvl w:val="0"/>
     </w:pPr>
@@ -2368,6 +2454,8 @@
     <w:next w:val="Normal"/>
     <w:qFormat/>
     <w:pPr>
+      <w:keepNext/>
+      <w:keepLines/>
       <w:spacing w:after="100" w:before="220"/>
       <w:outlineLvl w:val="1"/>
     </w:pPr>
